--- a/public/downloads/client-packet/docx/04_CommunityBridge_BAA_and_Security_Packet_Request_Workflow.docx
+++ b/public/downloads/client-packet/docx/04_CommunityBridge_BAA_and_Security_Packet_Request_Workflow.docx
@@ -11,7 +11,7 @@
         <w:rPr>
           <w:color w:val="0F172A"/>
         </w:rPr>
-        <w:t>BuddyBoard BAA and Security Packet Request Workflow</w:t>
+        <w:t>CommunityBridge BAA and Security Packet Request Workflow</w:t>
       </w:r>
     </w:p>
     <w:p>
@@ -65,7 +65,7 @@
     </w:p>
     <w:p>
       <w:r>
-        <w:t>This workflow helps the BuddyBoard team respond consistently when a prospect requests a Business Associate Agreement, security packet, privacy materials, or deployment documentation.</w:t>
+        <w:t>This workflow helps the CommunityBridge team respond consistently when a prospect requests a Business Associate Agreement, security packet, privacy materials, or deployment documentation.</w:t>
       </w:r>
     </w:p>
     <w:p>
@@ -465,7 +465,7 @@
     </w:p>
     <w:p>
       <w:r>
-        <w:t>Thank you for your interest in BuddyBoard. We can share our standard review packet, which includes product, security, support, and implementation materials. Any compliance, privacy, or BAA-related requests are reviewed based on the intended deployment and use case. Please send your organization details, estimated user count, and any required documents so we can route your request appropriately.</w:t>
+        <w:t>Thank you for your interest in CommunityBridge. We can share our standard review packet, which includes product, security, support, and implementation materials. Any compliance, privacy, or BAA-related requests are reviewed based on the intended deployment and use case. Please send your organization details, estimated user count, and any required documents so we can route your request appropriately.</w:t>
       </w:r>
     </w:p>
     <w:sectPr>
